--- a/01. UML/02. ECUD/ECUD_CONVERSION_UNIDADES_SOAP_DOTNET_GRXX.docx
+++ b/01. UML/02. ECUD/ECUD_CONVERSION_UNIDADES_SOAP_DOTNET_GRXX.docx
@@ -93,6 +93,19 @@
     </w:p>
     <w:p>
       <w:pPr>
+        <w:spacing w:after="400"/>
+        <w:jc w:val="center"/>
+      </w:pPr>
+      <w:r>
+        <w:rPr>
+          <w:sz w:val="22"/>
+          <w:szCs w:val="22"/>
+        </w:rPr>
+        <w:t xml:space="preserve">PAO 2026-51 · NRC 36884 · Grupo 1</w:t>
+      </w:r>
+    </w:p>
+    <w:p>
+      <w:pPr>
         <w:spacing w:after="80"/>
         <w:jc w:val="center"/>
       </w:pPr>
@@ -117,7 +130,7 @@
           <w:sz w:val="24"/>
           <w:szCs w:val="24"/>
         </w:rPr>
-        <w:t xml:space="preserve">[APELLIDOS NOMBRES INTEGRANTE 1]</w:t>
+        <w:t xml:space="preserve">Buestan Wilmer</w:t>
       </w:r>
     </w:p>
     <w:p>
@@ -130,7 +143,7 @@
           <w:sz w:val="24"/>
           <w:szCs w:val="24"/>
         </w:rPr>
-        <w:t xml:space="preserve">[APELLIDOS NOMBRES INTEGRANTE 2]</w:t>
+        <w:t xml:space="preserve">Masapanta Jefferson</w:t>
       </w:r>
     </w:p>
     <w:p>
@@ -143,7 +156,7 @@
           <w:sz w:val="24"/>
           <w:szCs w:val="24"/>
         </w:rPr>
-        <w:t xml:space="preserve">[APELLIDOS NOMBRES INTEGRANTE 3]</w:t>
+        <w:t xml:space="preserve">Benalcazar Moises</w:t>
       </w:r>
     </w:p>
     <w:p>
@@ -240,7 +253,7 @@
           <w:sz w:val="24"/>
           <w:szCs w:val="24"/>
         </w:rPr>
-        <w:t xml:space="preserve">17/10/2026</w:t>
+        <w:t xml:space="preserve">28/10/2026</w:t>
       </w:r>
     </w:p>
     <w:p>
@@ -289,7 +302,7 @@
                     </pic:cNvPicPr>
                   </pic:nvPicPr>
                   <pic:blipFill>
-                    <a:blip r:embed="rId8" cstate="none"/>
+                    <a:blip r:embed="rId9" cstate="none"/>
                     <a:srcRect/>
                     <a:stretch>
                       <a:fillRect/>
@@ -863,31 +876,31 @@
                 <w:sz w:val="20"/>
                 <w:szCs w:val="20"/>
               </w:rPr>
-              <w:t xml:space="preserve">3a. Campos vacíos: se muestra «Ingrese usuario y clave».</w:t>
-            </w:r>
-          </w:p>
-          <w:p>
-            <w:pPr>
-              <w:spacing w:after="40"/>
-            </w:pPr>
-            <w:r>
-              <w:rPr>
-                <w:sz w:val="20"/>
-                <w:szCs w:val="20"/>
-              </w:rPr>
-              <w:t xml:space="preserve">5a. Credenciales incorrectas: se muestra «Usuario o clave incorrectos. Intentos restantes: n».</w:t>
-            </w:r>
-          </w:p>
-          <w:p>
-            <w:pPr>
-              <w:spacing w:after="40"/>
-            </w:pPr>
-            <w:r>
-              <w:rPr>
-                <w:sz w:val="20"/>
-                <w:szCs w:val="20"/>
-              </w:rPr>
-              <w:t xml:space="preserve">5b. Tercer intento fallido: se bloquea el ingreso.</w:t>
+              <w:t xml:space="preserve">3a. Campos vacíos: el servidor responde «Ingrese usuario y clave.».</w:t>
+            </w:r>
+          </w:p>
+          <w:p>
+            <w:pPr>
+              <w:spacing w:after="40"/>
+            </w:pPr>
+            <w:r>
+              <w:rPr>
+                <w:sz w:val="20"/>
+                <w:szCs w:val="20"/>
+              </w:rPr>
+              <w:t xml:space="preserve">5a. Credenciales incorrectas: el servidor responde con un SOAP Fault «Usuario o clave incorrectos. Intentos restantes: n.».</w:t>
+            </w:r>
+          </w:p>
+          <w:p>
+            <w:pPr>
+              <w:spacing w:after="40"/>
+            </w:pPr>
+            <w:r>
+              <w:rPr>
+                <w:sz w:val="20"/>
+                <w:szCs w:val="20"/>
+              </w:rPr>
+              <w:t xml:space="preserve">5b. Tercer intento fallido: el servidor bloquea al usuario 2 minutos; mientras dure, responde «Usuario bloqueado…» aunque la clave sea correcta.</w:t>
             </w:r>
           </w:p>
           <w:p>
@@ -1048,9 +1061,9 @@
       <w:r>
         <w:drawing>
           <wp:inline distT="0" distB="0" distL="0" distR="0">
-            <wp:extent cx="5715000" cy="4305300"/>
+            <wp:extent cx="5715000" cy="3495675"/>
             <wp:effectExtent t="0" r="0" b="0" l="0"/>
-            <wp:docPr id="1" name="DA_Ingresar_Sistema.png" descr="Diagrama de actividad: CU01 Ingresar al sistema." title="Diagrama de actividad: CU01 Ingresar al sistema."/>
+            <wp:docPr id="2" name="DA_Ingresar_Sistema.png" descr="Diagrama de actividad: CU01 Ingresar al sistema." title="Diagrama de actividad: CU01 Ingresar al sistema."/>
             <wp:cNvGraphicFramePr>
               <a:graphicFrameLocks xmlns:a="http://schemas.openxmlformats.org/drawingml/2006/main" noChangeAspect="1"/>
             </wp:cNvGraphicFramePr>
@@ -1064,7 +1077,7 @@
                     </pic:cNvPicPr>
                   </pic:nvPicPr>
                   <pic:blipFill>
-                    <a:blip r:embed="rId9" cstate="none"/>
+                    <a:blip r:embed="rId10" cstate="none"/>
                     <a:srcRect/>
                     <a:stretch>
                       <a:fillRect/>
@@ -1073,7 +1086,7 @@
                   <pic:spPr bwMode="auto">
                     <a:xfrm>
                       <a:off x="0" y="0"/>
-                      <a:ext cx="5715000" cy="4305300"/>
+                      <a:ext cx="5715000" cy="3495675"/>
                     </a:xfrm>
                     <a:prstGeom prst="rect">
                       <a:avLst/>
@@ -1110,9 +1123,9 @@
       <w:r>
         <w:drawing>
           <wp:inline distT="0" distB="0" distL="0" distR="0">
-            <wp:extent cx="5715000" cy="3419475"/>
+            <wp:extent cx="5715000" cy="4238625"/>
             <wp:effectExtent t="0" r="0" b="0" l="0"/>
-            <wp:docPr id="1" name="DS_Ingresar_Sistema.png" descr="Diagrama de secuencia: CU01 Ingresar al sistema." title="Diagrama de secuencia: CU01 Ingresar al sistema."/>
+            <wp:docPr id="3" name="DS_Ingresar_Sistema.png" descr="Diagrama de secuencia: CU01 Ingresar al sistema." title="Diagrama de secuencia: CU01 Ingresar al sistema."/>
             <wp:cNvGraphicFramePr>
               <a:graphicFrameLocks xmlns:a="http://schemas.openxmlformats.org/drawingml/2006/main" noChangeAspect="1"/>
             </wp:cNvGraphicFramePr>
@@ -1126,7 +1139,7 @@
                     </pic:cNvPicPr>
                   </pic:nvPicPr>
                   <pic:blipFill>
-                    <a:blip r:embed="rId10" cstate="none"/>
+                    <a:blip r:embed="rId11" cstate="none"/>
                     <a:srcRect/>
                     <a:stretch>
                       <a:fillRect/>
@@ -1135,7 +1148,7 @@
                   <pic:spPr bwMode="auto">
                     <a:xfrm>
                       <a:off x="0" y="0"/>
-                      <a:ext cx="5715000" cy="3419475"/>
+                      <a:ext cx="5715000" cy="4238625"/>
                     </a:xfrm>
                     <a:prstGeom prst="rect">
                       <a:avLst/>
@@ -1888,7 +1901,7 @@
           <wp:inline distT="0" distB="0" distL="0" distR="0">
             <wp:extent cx="5715000" cy="5343525"/>
             <wp:effectExtent t="0" r="0" b="0" l="0"/>
-            <wp:docPr id="1" name="DA_Realizar_Conversion.png" descr="Diagrama de actividad: realizar una conversión (CU02, CU03, CU04)." title="Diagrama de actividad: realizar una conversión (CU02, CU03, CU04)."/>
+            <wp:docPr id="4" name="DA_Realizar_Conversion.png" descr="Diagrama de actividad: realizar una conversión (CU02, CU03, CU04)." title="Diagrama de actividad: realizar una conversión (CU02, CU03, CU04)."/>
             <wp:cNvGraphicFramePr>
               <a:graphicFrameLocks xmlns:a="http://schemas.openxmlformats.org/drawingml/2006/main" noChangeAspect="1"/>
             </wp:cNvGraphicFramePr>
@@ -1902,7 +1915,7 @@
                     </pic:cNvPicPr>
                   </pic:nvPicPr>
                   <pic:blipFill>
-                    <a:blip r:embed="rId11" cstate="none"/>
+                    <a:blip r:embed="rId12" cstate="none"/>
                     <a:srcRect/>
                     <a:stretch>
                       <a:fillRect/>
@@ -1950,7 +1963,7 @@
           <wp:inline distT="0" distB="0" distL="0" distR="0">
             <wp:extent cx="5715000" cy="3581400"/>
             <wp:effectExtent t="0" r="0" b="0" l="0"/>
-            <wp:docPr id="1" name="DS_Realizar_Conversion.png" descr="Diagrama de secuencia: CU02 Convertir temperatura." title="Diagrama de secuencia: CU02 Convertir temperatura."/>
+            <wp:docPr id="5" name="DS_Realizar_Conversion.png" descr="Diagrama de secuencia: CU02 Convertir temperatura." title="Diagrama de secuencia: CU02 Convertir temperatura."/>
             <wp:cNvGraphicFramePr>
               <a:graphicFrameLocks xmlns:a="http://schemas.openxmlformats.org/drawingml/2006/main" noChangeAspect="1"/>
             </wp:cNvGraphicFramePr>
@@ -1964,7 +1977,7 @@
                     </pic:cNvPicPr>
                   </pic:nvPicPr>
                   <pic:blipFill>
-                    <a:blip r:embed="rId12" cstate="none"/>
+                    <a:blip r:embed="rId13" cstate="none"/>
                     <a:srcRect/>
                     <a:stretch>
                       <a:fillRect/>
@@ -5714,7 +5727,7 @@
               <w:spacing w:after="40" w:line="264"/>
             </w:pPr>
             <w:r>
-              <w:t xml:space="preserve">El usuario toca «Servidor: …».</w:t>
+              <w:t xml:space="preserve">El usuario abre la aplicación; la pantalla de ingreso muestra el cuadro «Servidor SOAP» con la última dirección usada y ejemplos para celular y emulador.</w:t>
             </w:r>
           </w:p>
           <w:p>
@@ -5727,7 +5740,7 @@
               <w:spacing w:after="40" w:line="264"/>
             </w:pPr>
             <w:r>
-              <w:t xml:space="preserve">El sistema muestra un cuadro con la dirección actual y ejemplos para emulador y celular.</w:t>
+              <w:t xml:space="preserve">El usuario escribe la dirección del servidor, por ejemplo http://IP-de-la-PC:8085/WSConversion.svc.</w:t>
             </w:r>
           </w:p>
           <w:p>
@@ -5740,7 +5753,7 @@
               <w:spacing w:after="40" w:line="264"/>
             </w:pPr>
             <w:r>
-              <w:t xml:space="preserve">El usuario escribe la nueva dirección y presiona Guardar.</w:t>
+              <w:t xml:space="preserve">El usuario escribe usuario y clave y presiona Ingresar.</w:t>
             </w:r>
           </w:p>
           <w:p>
@@ -5753,7 +5766,7 @@
               <w:spacing w:after="40" w:line="264"/>
             </w:pPr>
             <w:r>
-              <w:t xml:space="preserve">El sistema guarda la dirección en el teléfono y la muestra.</w:t>
+              <w:t xml:space="preserve">El sistema guarda la dirección en el teléfono (Preferences) y la usa para la llamada login (CU01).</w:t>
             </w:r>
           </w:p>
         </w:tc>
@@ -5816,19 +5829,31 @@
                 <w:sz w:val="20"/>
                 <w:szCs w:val="20"/>
               </w:rPr>
-              <w:t xml:space="preserve">3a. Restablecer: vuelve a http://10.0.2.2:8085/WSConversion.svc.</w:t>
-            </w:r>
-          </w:p>
-          <w:p>
-            <w:pPr>
-              <w:spacing w:after="40"/>
-            </w:pPr>
-            <w:r>
-              <w:rPr>
-                <w:sz w:val="20"/>
-                <w:szCs w:val="20"/>
-              </w:rPr>
-              <w:t xml:space="preserve">3b. Cancelar: no hay cambios.</w:t>
+              <w:t xml:space="preserve">2a. Dirección vacía: se muestra «Ingrese la URL del servidor».</w:t>
+            </w:r>
+          </w:p>
+          <w:p>
+            <w:pPr>
+              <w:spacing w:after="40"/>
+            </w:pPr>
+            <w:r>
+              <w:rPr>
+                <w:sz w:val="20"/>
+                <w:szCs w:val="20"/>
+              </w:rPr>
+              <w:t xml:space="preserve">4a. Dirección no válida o servidor inalcanzable: se muestra el mensaje de conexión y la dirección se puede corregir.</w:t>
+            </w:r>
+          </w:p>
+          <w:p>
+            <w:pPr>
+              <w:spacing w:after="40"/>
+            </w:pPr>
+            <w:r>
+              <w:rPr>
+                <w:sz w:val="20"/>
+                <w:szCs w:val="20"/>
+              </w:rPr>
+              <w:t xml:space="preserve">1a. Primera ejecución: la dirección por defecto es la del emulador, http://10.0.2.2:8085/WSConversion.svc.</w:t>
             </w:r>
           </w:p>
         </w:tc>
@@ -5893,7 +5918,7 @@
                 <w:sz w:val="20"/>
                 <w:szCs w:val="20"/>
               </w:rPr>
-              <w:t xml:space="preserve">Las siguientes llamadas usan la nueva dirección.</w:t>
+              <w:t xml:space="preserve">Las siguientes llamadas usan la nueva dirección, también en las próximas aperturas de la aplicación.</w:t>
             </w:r>
           </w:p>
         </w:tc>
@@ -5982,8 +6007,41 @@
 </w:document>
 </file>
 
-<file path=word/comments.xml><?xml version="1.0" encoding="utf-8"?>
-<w:comments xmlns:cx="http://schemas.microsoft.com/office/drawing/2014/chartex" xmlns:cx1="http://schemas.microsoft.com/office/drawing/2015/9/8/chartex" xmlns:cx2="http://schemas.microsoft.com/office/drawing/2015/10/21/chartex" xmlns:cx3="http://schemas.microsoft.com/office/drawing/2016/5/9/chartex" xmlns:cx4="http://schemas.microsoft.com/office/drawing/2016/5/10/chartex" xmlns:cx5="http://schemas.microsoft.com/office/drawing/2016/5/11/chartex" xmlns:cx6="http://schemas.microsoft.com/office/drawing/2016/5/12/chartex" xmlns:cx7="http://schemas.microsoft.com/office/drawing/2016/5/13/chartex" xmlns:cx8="http://schemas.microsoft.com/office/drawing/2016/5/14/chartex" xmlns:mc="http://schemas.openxmlformats.org/markup-compatibility/2006" xmlns:aink="http://schemas.microsoft.com/office/drawing/2016/ink" xmlns:am3d="http://schemas.microsoft.com/office/drawing/2017/model3d" xmlns:o="urn:schemas-microsoft-com:office:office" xmlns:r="http://schemas.openxmlformats.org/officeDocument/2006/relationships" xmlns:m="http://schemas.openxmlformats.org/officeDocument/2006/math" xmlns:v="urn:schemas-microsoft-com:vml" xmlns:wp14="http://schemas.microsoft.com/office/word/2010/wordprocessingDrawing" xmlns:wp="http://schemas.openxmlformats.org/drawingml/2006/wordprocessingDrawing" xmlns:w10="urn:schemas-microsoft-com:office:word" xmlns:w="http://schemas.openxmlformats.org/wordprocessingml/2006/main" xmlns:w14="http://schemas.microsoft.com/office/word/2010/wordml" xmlns:w15="http://schemas.microsoft.com/office/word/2012/wordml" xmlns:w16cex="http://schemas.microsoft.com/office/word/2018/wordml/cex" xmlns:w16cid="http://schemas.microsoft.com/office/word/2016/wordml/cid" xmlns:w16="http://schemas.microsoft.com/office/word/2018/wordml" xmlns:w16sdtdh="http://schemas.microsoft.com/office/word/2020/wordml/sdtdatahash" xmlns:w16se="http://schemas.microsoft.com/office/word/2015/wordml/symex" xmlns:wpg="http://schemas.microsoft.com/office/word/2010/wordprocessingGroup" xmlns:wpi="http://schemas.microsoft.com/office/word/2010/wordprocessingInk" xmlns:wne="http://schemas.microsoft.com/office/word/2006/wordml" xmlns:wps="http://schemas.microsoft.com/office/word/2010/wordprocessingShape"/>
+<file path=word/endnotes.xml><?xml version="1.0" encoding="utf-8"?>
+<w:endnotes xmlns:wpc="http://schemas.microsoft.com/office/word/2010/wordprocessingCanvas" xmlns:mc="http://schemas.openxmlformats.org/markup-compatibility/2006" xmlns:o="urn:schemas-microsoft-com:office:office" xmlns:r="http://schemas.openxmlformats.org/officeDocument/2006/relationships" xmlns:m="http://schemas.openxmlformats.org/officeDocument/2006/math" xmlns:v="urn:schemas-microsoft-com:vml" xmlns:wp14="http://schemas.microsoft.com/office/word/2010/wordprocessingDrawing" xmlns:wp="http://schemas.openxmlformats.org/drawingml/2006/wordprocessingDrawing" xmlns:w10="urn:schemas-microsoft-com:office:word" xmlns:w="http://schemas.openxmlformats.org/wordprocessingml/2006/main" xmlns:w14="http://schemas.microsoft.com/office/word/2010/wordml" xmlns:w15="http://schemas.microsoft.com/office/word/2012/wordml" xmlns:wpg="http://schemas.microsoft.com/office/word/2010/wordprocessingGroup" xmlns:wpi="http://schemas.microsoft.com/office/word/2010/wordprocessingInk" xmlns:wne="http://schemas.microsoft.com/office/word/2006/wordml" xmlns:wps="http://schemas.microsoft.com/office/word/2010/wordprocessingShape" mc:Ignorable="w14 w15 wp14">
+  <w:endnote w:type="separator" w:id="-1">
+    <w:p>
+      <w:pPr>
+        <w:spacing w:after="0" w:line="240" w:lineRule="auto"/>
+      </w:pPr>
+      <w:r>
+        <w:rPr>
+          <w:rStyle w:val="EndnoteReference"/>
+        </w:rPr>
+        <w:endnoteRef/>
+      </w:r>
+      <w:r>
+        <w:separator/>
+      </w:r>
+    </w:p>
+  </w:endnote>
+  <w:endnote w:type="continuationSeparator" w:id="0">
+    <w:p>
+      <w:pPr>
+        <w:spacing w:after="0" w:line="240" w:lineRule="auto"/>
+      </w:pPr>
+      <w:r>
+        <w:rPr>
+          <w:rStyle w:val="EndnoteReference"/>
+        </w:rPr>
+        <w:endnoteRef/>
+      </w:r>
+      <w:r>
+        <w:continuationSeparator/>
+      </w:r>
+    </w:p>
+  </w:endnote>
+</w:endnotes>
 </file>
 
 <file path=word/footer1.xml><?xml version="1.0" encoding="utf-8"?>
@@ -6007,8 +6065,29 @@
         <w:szCs w:val="18"/>
       </w:rPr>
       <w:fldChar w:fldCharType="begin"/>
+    </w:r>
+    <w:r>
+      <w:rPr>
+        <w:color w:val="777777"/>
+        <w:sz w:val="18"/>
+        <w:szCs w:val="18"/>
+      </w:rPr>
       <w:instrText xml:space="preserve">PAGE</w:instrText>
+    </w:r>
+    <w:r>
+      <w:rPr>
+        <w:color w:val="777777"/>
+        <w:sz w:val="18"/>
+        <w:szCs w:val="18"/>
+      </w:rPr>
       <w:fldChar w:fldCharType="separate"/>
+    </w:r>
+    <w:r>
+      <w:rPr>
+        <w:color w:val="777777"/>
+        <w:sz w:val="18"/>
+        <w:szCs w:val="18"/>
+      </w:rPr>
       <w:fldChar w:fldCharType="end"/>
     </w:r>
   </w:p>
@@ -6074,7 +6153,7 @@
 <w:numbering xmlns:wpc="http://schemas.microsoft.com/office/word/2010/wordprocessingCanvas" xmlns:mc="http://schemas.openxmlformats.org/markup-compatibility/2006" xmlns:o="urn:schemas-microsoft-com:office:office" xmlns:r="http://schemas.openxmlformats.org/officeDocument/2006/relationships" xmlns:m="http://schemas.openxmlformats.org/officeDocument/2006/math" xmlns:v="urn:schemas-microsoft-com:vml" xmlns:wp14="http://schemas.microsoft.com/office/word/2010/wordprocessingDrawing" xmlns:wp="http://schemas.openxmlformats.org/drawingml/2006/wordprocessingDrawing" xmlns:w10="urn:schemas-microsoft-com:office:word" xmlns:w="http://schemas.openxmlformats.org/wordprocessingml/2006/main" xmlns:w14="http://schemas.microsoft.com/office/word/2010/wordml" xmlns:w15="http://schemas.microsoft.com/office/word/2012/wordml" xmlns:wpg="http://schemas.microsoft.com/office/word/2010/wordprocessingGroup" xmlns:wpi="http://schemas.microsoft.com/office/word/2010/wordprocessingInk" xmlns:wne="http://schemas.microsoft.com/office/word/2006/wordml" xmlns:wps="http://schemas.microsoft.com/office/word/2010/wordprocessingShape" mc:Ignorable="w14 w15 wp14">
   <w:abstractNum w:abstractNumId="1" w15:restartNumberingAfterBreak="0">
     <w:multiLevelType w:val="hybridMultilevel"/>
-    <w:lvl w:ilvl="0" w15:tentative="1">
+    <w:lvl w:ilvl="0" w:tentative="1">
       <w:start w:val="1"/>
       <w:numFmt w:val="bullet"/>
       <w:lvlText w:val="●"/>
@@ -6083,7 +6162,7 @@
         <w:ind w:left="720" w:hanging="360"/>
       </w:pPr>
     </w:lvl>
-    <w:lvl w:ilvl="1" w15:tentative="1">
+    <w:lvl w:ilvl="1" w:tentative="1">
       <w:start w:val="1"/>
       <w:numFmt w:val="bullet"/>
       <w:lvlText w:val="○"/>
@@ -6092,7 +6171,7 @@
         <w:ind w:left="1440" w:hanging="360"/>
       </w:pPr>
     </w:lvl>
-    <w:lvl w:ilvl="2" w15:tentative="1">
+    <w:lvl w:ilvl="2" w:tentative="1">
       <w:start w:val="1"/>
       <w:numFmt w:val="bullet"/>
       <w:lvlText w:val="■"/>
@@ -6101,7 +6180,7 @@
         <w:ind w:left="2160" w:hanging="360"/>
       </w:pPr>
     </w:lvl>
-    <w:lvl w:ilvl="3" w15:tentative="1">
+    <w:lvl w:ilvl="3" w:tentative="1">
       <w:start w:val="1"/>
       <w:numFmt w:val="bullet"/>
       <w:lvlText w:val="●"/>
@@ -6110,7 +6189,7 @@
         <w:ind w:left="2880" w:hanging="360"/>
       </w:pPr>
     </w:lvl>
-    <w:lvl w:ilvl="4" w15:tentative="1">
+    <w:lvl w:ilvl="4" w:tentative="1">
       <w:start w:val="1"/>
       <w:numFmt w:val="bullet"/>
       <w:lvlText w:val="○"/>
@@ -6119,7 +6198,7 @@
         <w:ind w:left="3600" w:hanging="360"/>
       </w:pPr>
     </w:lvl>
-    <w:lvl w:ilvl="5" w15:tentative="1">
+    <w:lvl w:ilvl="5" w:tentative="1">
       <w:start w:val="1"/>
       <w:numFmt w:val="bullet"/>
       <w:lvlText w:val="■"/>
@@ -6128,7 +6207,7 @@
         <w:ind w:left="4320" w:hanging="360"/>
       </w:pPr>
     </w:lvl>
-    <w:lvl w:ilvl="6" w15:tentative="1">
+    <w:lvl w:ilvl="6" w:tentative="1">
       <w:start w:val="1"/>
       <w:numFmt w:val="bullet"/>
       <w:lvlText w:val="●"/>
@@ -6137,7 +6216,7 @@
         <w:ind w:left="5040" w:hanging="360"/>
       </w:pPr>
     </w:lvl>
-    <w:lvl w:ilvl="7" w15:tentative="1">
+    <w:lvl w:ilvl="7" w:tentative="1">
       <w:start w:val="1"/>
       <w:numFmt w:val="bullet"/>
       <w:lvlText w:val="●"/>
@@ -6146,7 +6225,7 @@
         <w:ind w:left="5760" w:hanging="360"/>
       </w:pPr>
     </w:lvl>
-    <w:lvl w:ilvl="8" w15:tentative="1">
+    <w:lvl w:ilvl="8" w:tentative="1">
       <w:start w:val="1"/>
       <w:numFmt w:val="bullet"/>
       <w:lvlText w:val="●"/>
@@ -6158,7 +6237,7 @@
   </w:abstractNum>
   <w:abstractNum w:abstractNumId="2" w15:restartNumberingAfterBreak="0">
     <w:multiLevelType w:val="hybridMultilevel"/>
-    <w:lvl w:ilvl="0" w15:tentative="1">
+    <w:lvl w:ilvl="0" w:tentative="1">
       <w:start w:val="1"/>
       <w:numFmt w:val="bullet"/>
       <w:lvlText w:val="•"/>
@@ -6167,7 +6246,7 @@
         <w:ind w:left="720" w:hanging="360"/>
       </w:pPr>
     </w:lvl>
-    <w:lvl w:ilvl="1" w15:tentative="1">
+    <w:lvl w:ilvl="1" w:tentative="1">
       <w:start w:val="1"/>
       <w:numFmt w:val="bullet"/>
       <w:lvlText w:val="◦"/>
@@ -6179,7 +6258,7 @@
   </w:abstractNum>
   <w:abstractNum w:abstractNumId="3" w15:restartNumberingAfterBreak="0">
     <w:multiLevelType w:val="hybridMultilevel"/>
-    <w:lvl w:ilvl="0" w15:tentative="1">
+    <w:lvl w:ilvl="0" w:tentative="1">
       <w:start w:val="1"/>
       <w:numFmt w:val="decimal"/>
       <w:lvlText w:val="%1."/>
@@ -6191,7 +6270,7 @@
   </w:abstractNum>
   <w:abstractNum w:abstractNumId="4" w15:restartNumberingAfterBreak="0">
     <w:multiLevelType w:val="hybridMultilevel"/>
-    <w:lvl w:ilvl="0" w15:tentative="1">
+    <w:lvl w:ilvl="0" w:tentative="1">
       <w:start w:val="1"/>
       <w:numFmt w:val="decimal"/>
       <w:lvlText w:val="%1."/>
@@ -6203,7 +6282,7 @@
   </w:abstractNum>
   <w:abstractNum w:abstractNumId="5" w15:restartNumberingAfterBreak="0">
     <w:multiLevelType w:val="hybridMultilevel"/>
-    <w:lvl w:ilvl="0" w15:tentative="1">
+    <w:lvl w:ilvl="0" w:tentative="1">
       <w:start w:val="1"/>
       <w:numFmt w:val="decimal"/>
       <w:lvlText w:val="%1."/>
@@ -6215,7 +6294,7 @@
   </w:abstractNum>
   <w:abstractNum w:abstractNumId="6" w15:restartNumberingAfterBreak="0">
     <w:multiLevelType w:val="hybridMultilevel"/>
-    <w:lvl w:ilvl="0" w15:tentative="1">
+    <w:lvl w:ilvl="0" w:tentative="1">
       <w:start w:val="1"/>
       <w:numFmt w:val="decimal"/>
       <w:lvlText w:val="%1."/>
@@ -6227,7 +6306,7 @@
   </w:abstractNum>
   <w:abstractNum w:abstractNumId="7" w15:restartNumberingAfterBreak="0">
     <w:multiLevelType w:val="hybridMultilevel"/>
-    <w:lvl w:ilvl="0" w15:tentative="1">
+    <w:lvl w:ilvl="0" w:tentative="1">
       <w:start w:val="1"/>
       <w:numFmt w:val="decimal"/>
       <w:lvlText w:val="%1."/>
@@ -6239,7 +6318,7 @@
   </w:abstractNum>
   <w:abstractNum w:abstractNumId="8" w15:restartNumberingAfterBreak="0">
     <w:multiLevelType w:val="hybridMultilevel"/>
-    <w:lvl w:ilvl="0" w15:tentative="1">
+    <w:lvl w:ilvl="0" w:tentative="1">
       <w:start w:val="1"/>
       <w:numFmt w:val="decimal"/>
       <w:lvlText w:val="%1."/>
@@ -6251,7 +6330,7 @@
   </w:abstractNum>
   <w:abstractNum w:abstractNumId="9" w15:restartNumberingAfterBreak="0">
     <w:multiLevelType w:val="hybridMultilevel"/>
-    <w:lvl w:ilvl="0" w15:tentative="1">
+    <w:lvl w:ilvl="0" w:tentative="1">
       <w:start w:val="1"/>
       <w:numFmt w:val="decimal"/>
       <w:lvlText w:val="%1."/>
@@ -6263,7 +6342,7 @@
   </w:abstractNum>
   <w:abstractNum w:abstractNumId="10" w15:restartNumberingAfterBreak="0">
     <w:multiLevelType w:val="hybridMultilevel"/>
-    <w:lvl w:ilvl="0" w15:tentative="1">
+    <w:lvl w:ilvl="0" w:tentative="1">
       <w:start w:val="1"/>
       <w:numFmt w:val="decimal"/>
       <w:lvlText w:val="%1."/>
@@ -6342,6 +6421,25 @@
     </w:rPrDefault>
     <w:pPrDefault/>
   </w:docDefaults>
+  <w:style w:type="paragraph" w:styleId="Normal" w:default="1">
+    <w:name w:val="Normal"/>
+    <w:qFormat/>
+  </w:style>
+  <w:style w:type="table" w:styleId="TableNormal" w:default="true">
+    <w:name w:val="Normal Table"/>
+    <w:uiPriority w:val="99"/>
+    <w:semiHidden/>
+    <w:unhideWhenUsed/>
+    <w:tblPr>
+      <w:tblInd w:type="dxa" w:w="0"/>
+      <w:tblCellMar>
+        <w:top w:type="dxa" w:w="0"/>
+        <w:left w:type="dxa" w:w="108"/>
+        <w:bottom w:type="dxa" w:w="0"/>
+        <w:right w:type="dxa" w:w="108"/>
+      </w:tblCellMar>
+    </w:tblPr>
+  </w:style>
   <w:style w:type="paragraph" w:styleId="Title">
     <w:name w:val="Title"/>
     <w:basedOn w:val="Normal"/>
@@ -6350,39 +6448,6 @@
     <w:rPr>
       <w:sz w:val="56"/>
       <w:szCs w:val="56"/>
-    </w:rPr>
-  </w:style>
-  <w:style w:type="paragraph" w:styleId="Heading1">
-    <w:name w:val="Heading 1"/>
-    <w:basedOn w:val="Normal"/>
-    <w:next w:val="Normal"/>
-    <w:qFormat/>
-    <w:rPr>
-      <w:color w:val="2E74B5"/>
-      <w:sz w:val="32"/>
-      <w:szCs w:val="32"/>
-    </w:rPr>
-  </w:style>
-  <w:style w:type="paragraph" w:styleId="Heading2">
-    <w:name w:val="Heading 2"/>
-    <w:basedOn w:val="Normal"/>
-    <w:next w:val="Normal"/>
-    <w:qFormat/>
-    <w:rPr>
-      <w:color w:val="2E74B5"/>
-      <w:sz w:val="26"/>
-      <w:szCs w:val="26"/>
-    </w:rPr>
-  </w:style>
-  <w:style w:type="paragraph" w:styleId="Heading3">
-    <w:name w:val="Heading 3"/>
-    <w:basedOn w:val="Normal"/>
-    <w:next w:val="Normal"/>
-    <w:qFormat/>
-    <w:rPr>
-      <w:color w:val="1F4D78"/>
-      <w:sz w:val="24"/>
-      <w:szCs w:val="24"/>
     </w:rPr>
   </w:style>
   <w:style w:type="paragraph" w:styleId="Heading4">
@@ -6428,6 +6493,139 @@
     <w:name w:val="List Paragraph"/>
     <w:basedOn w:val="Normal"/>
     <w:qFormat/>
+  </w:style>
+  <w:style w:type="paragraph" w:styleId="Caption">
+    <w:name w:val="caption"/>
+    <w:basedOn w:val="Normal"/>
+    <w:next w:val="Normal"/>
+    <w:uiPriority w:val="35"/>
+    <w:semiHidden/>
+    <w:unhideWhenUsed/>
+    <w:qFormat/>
+    <w:pPr>
+      <w:spacing w:after="200"/>
+    </w:pPr>
+    <w:rPr>
+      <w:i/>
+      <w:iCs/>
+      <w:color w:val="44546A" w:themeColor="dark2"/>
+      <w:sz w:val="18"/>
+      <w:szCs w:val="18"/>
+    </w:rPr>
+  </w:style>
+  <w:style w:type="paragraph" w:styleId="Bibliography">
+    <w:name w:val="Bibliography"/>
+    <w:basedOn w:val="Normal"/>
+    <w:next w:val="Normal"/>
+    <w:uiPriority w:val="37"/>
+    <w:unhideWhenUsed/>
+  </w:style>
+  <w:style w:type="paragraph" w:styleId="TOC1">
+    <w:name w:val="toc 1"/>
+    <w:basedOn w:val="Normal"/>
+    <w:next w:val="Normal"/>
+    <w:uiPriority w:val="39"/>
+    <w:semiHidden/>
+    <w:unhideWhenUsed/>
+    <w:pPr>
+      <w:spacing w:after="100"/>
+    </w:pPr>
+  </w:style>
+  <w:style w:type="paragraph" w:styleId="TOC2">
+    <w:name w:val="toc 2"/>
+    <w:basedOn w:val="Normal"/>
+    <w:next w:val="Normal"/>
+    <w:uiPriority w:val="39"/>
+    <w:semiHidden/>
+    <w:unhideWhenUsed/>
+    <w:pPr>
+      <w:spacing w:after="100"/>
+      <w:ind w:left="220"/>
+    </w:pPr>
+  </w:style>
+  <w:style w:type="paragraph" w:styleId="TOC3">
+    <w:name w:val="toc 3"/>
+    <w:basedOn w:val="Normal"/>
+    <w:next w:val="Normal"/>
+    <w:uiPriority w:val="39"/>
+    <w:semiHidden/>
+    <w:unhideWhenUsed/>
+    <w:pPr>
+      <w:spacing w:after="100"/>
+      <w:ind w:left="440"/>
+    </w:pPr>
+  </w:style>
+  <w:style w:type="paragraph" w:styleId="TOC4">
+    <w:name w:val="toc 4"/>
+    <w:basedOn w:val="Normal"/>
+    <w:next w:val="Normal"/>
+    <w:uiPriority w:val="39"/>
+    <w:semiHidden/>
+    <w:unhideWhenUsed/>
+    <w:pPr>
+      <w:spacing w:after="100"/>
+      <w:ind w:left="660"/>
+    </w:pPr>
+  </w:style>
+  <w:style w:type="paragraph" w:styleId="TOC5">
+    <w:name w:val="toc 5"/>
+    <w:basedOn w:val="Normal"/>
+    <w:next w:val="Normal"/>
+    <w:uiPriority w:val="39"/>
+    <w:semiHidden/>
+    <w:unhideWhenUsed/>
+    <w:pPr>
+      <w:spacing w:after="100"/>
+      <w:ind w:left="880"/>
+    </w:pPr>
+  </w:style>
+  <w:style w:type="paragraph" w:styleId="TOC6">
+    <w:name w:val="toc 6"/>
+    <w:basedOn w:val="Normal"/>
+    <w:next w:val="Normal"/>
+    <w:uiPriority w:val="39"/>
+    <w:semiHidden/>
+    <w:unhideWhenUsed/>
+    <w:pPr>
+      <w:spacing w:after="100"/>
+      <w:ind w:left="1100"/>
+    </w:pPr>
+  </w:style>
+  <w:style w:type="paragraph" w:styleId="TOC7">
+    <w:name w:val="toc 7"/>
+    <w:basedOn w:val="Normal"/>
+    <w:next w:val="Normal"/>
+    <w:uiPriority w:val="39"/>
+    <w:semiHidden/>
+    <w:unhideWhenUsed/>
+    <w:pPr>
+      <w:spacing w:after="100"/>
+      <w:ind w:left="1320"/>
+    </w:pPr>
+  </w:style>
+  <w:style w:type="paragraph" w:styleId="TOC8">
+    <w:name w:val="toc 8"/>
+    <w:basedOn w:val="Normal"/>
+    <w:next w:val="Normal"/>
+    <w:uiPriority w:val="39"/>
+    <w:semiHidden/>
+    <w:unhideWhenUsed/>
+    <w:pPr>
+      <w:spacing w:after="100"/>
+      <w:ind w:left="1540"/>
+    </w:pPr>
+  </w:style>
+  <w:style w:type="paragraph" w:styleId="TOC9">
+    <w:name w:val="toc 9"/>
+    <w:basedOn w:val="Normal"/>
+    <w:next w:val="Normal"/>
+    <w:uiPriority w:val="39"/>
+    <w:semiHidden/>
+    <w:unhideWhenUsed/>
+    <w:pPr>
+      <w:spacing w:after="100"/>
+      <w:ind w:left="1760"/>
+    </w:pPr>
   </w:style>
   <w:style w:type="character" w:styleId="Hyperlink">
     <w:name w:val="Hyperlink"/>
@@ -6476,6 +6674,50 @@
       <w:szCs w:val="20"/>
     </w:rPr>
   </w:style>
+  <w:style w:type="character" w:styleId="EndnoteReference">
+    <w:name w:val="endnote reference"/>
+    <w:basedOn w:val="DefaultParagraphFont"/>
+    <w:uiPriority w:val="99"/>
+    <w:semiHidden/>
+    <w:unhideWhenUsed/>
+    <w:rPr>
+      <w:vertAlign w:val="superscript"/>
+    </w:rPr>
+  </w:style>
+  <w:style w:type="paragraph" w:styleId="EndnoteText">
+    <w:name w:val="endnote text"/>
+    <w:basedOn w:val="Normal"/>
+    <w:link w:val="EndnoteTextChar"/>
+    <w:uiPriority w:val="99"/>
+    <w:semiHidden/>
+    <w:unhideWhenUsed/>
+    <w:pPr>
+      <w:spacing w:after="0" w:line="240" w:lineRule="auto"/>
+    </w:pPr>
+    <w:rPr>
+      <w:sz w:val="20"/>
+      <w:szCs w:val="20"/>
+    </w:rPr>
+  </w:style>
+  <w:style w:type="character" w:styleId="EndnoteTextChar">
+    <w:name w:val="Endnote Text Char"/>
+    <w:basedOn w:val="DefaultParagraphFont"/>
+    <w:link w:val="EndnoteText"/>
+    <w:uiPriority w:val="99"/>
+    <w:semiHidden/>
+    <w:unhideWhenUsed/>
+    <w:rPr>
+      <w:sz w:val="20"/>
+      <w:szCs w:val="20"/>
+    </w:rPr>
+  </w:style>
+  <w:style w:type="character" w:styleId="LineNumber">
+    <w:name w:val="line number"/>
+    <w:basedOn w:val="DefaultParagraphFont"/>
+    <w:uiPriority w:val="99"/>
+    <w:semiHidden/>
+    <w:unhideWhenUsed/>
+  </w:style>
   <w:style w:type="paragraph" w:styleId="Heading1">
     <w:name w:val="Heading 1"/>
     <w:basedOn w:val="Normal"/>
@@ -6485,7 +6727,7 @@
       <w:pBdr>
         <w:bottom w:val="single" w:color="006950" w:sz="6" w:space="4"/>
       </w:pBdr>
-      <w:spacing w:before="360" w:after="160"/>
+      <w:spacing w:after="160" w:before="360"/>
       <w:outlineLvl w:val="0"/>
     </w:pPr>
     <w:rPr>
@@ -6503,7 +6745,7 @@
     <w:next w:val="Normal"/>
     <w:qFormat/>
     <w:pPr>
-      <w:spacing w:before="240" w:after="120"/>
+      <w:spacing w:after="120" w:before="240"/>
       <w:outlineLvl w:val="1"/>
     </w:pPr>
     <w:rPr>
@@ -6515,5 +6757,313 @@
       <w:szCs w:val="25"/>
     </w:rPr>
   </w:style>
+  <w:style w:type="paragraph" w:styleId="Heading3">
+    <w:name w:val="Heading 3"/>
+    <w:basedOn w:val="Normal"/>
+    <w:next w:val="Normal"/>
+    <w:qFormat/>
+    <w:pPr>
+      <w:spacing w:after="100" w:before="200"/>
+      <w:outlineLvl w:val="2"/>
+    </w:pPr>
+    <w:rPr>
+      <w:rFonts w:ascii="Calibri" w:cs="Calibri" w:eastAsia="Calibri" w:hAnsi="Calibri"/>
+      <w:b/>
+      <w:bCs/>
+      <w:color w:val="333333"/>
+      <w:sz w:val="23"/>
+      <w:szCs w:val="23"/>
+    </w:rPr>
+  </w:style>
 </w:styles>
+</file>
+
+<file path=word/theme/theme1.xml><?xml version="1.0" encoding="utf-8"?>
+<a:theme xmlns:a="http://schemas.openxmlformats.org/drawingml/2006/main" name="Office Theme">
+  <a:themeElements>
+    <a:clrScheme name="Office">
+      <a:dk1>
+        <a:sysClr val="windowText" lastClr="000000"/>
+      </a:dk1>
+      <a:lt1>
+        <a:sysClr val="window" lastClr="FFFFFF"/>
+      </a:lt1>
+      <a:dk2>
+        <a:srgbClr val="44546A"/>
+      </a:dk2>
+      <a:lt2>
+        <a:srgbClr val="E7E6E6"/>
+      </a:lt2>
+      <a:accent1>
+        <a:srgbClr val="4472C4"/>
+      </a:accent1>
+      <a:accent2>
+        <a:srgbClr val="ED7D31"/>
+      </a:accent2>
+      <a:accent3>
+        <a:srgbClr val="A5A5A5"/>
+      </a:accent3>
+      <a:accent4>
+        <a:srgbClr val="FFC000"/>
+      </a:accent4>
+      <a:accent5>
+        <a:srgbClr val="5B9BD5"/>
+      </a:accent5>
+      <a:accent6>
+        <a:srgbClr val="70AD47"/>
+      </a:accent6>
+      <a:hlink>
+        <a:srgbClr val="0563C1"/>
+      </a:hlink>
+      <a:folHlink>
+        <a:srgbClr val="954F72"/>
+      </a:folHlink>
+    </a:clrScheme>
+    <a:fontScheme name="Office">
+      <a:majorFont>
+        <a:latin typeface="Calibri Light" panose="020F0302020204030204"/>
+        <a:ea typeface=""/>
+        <a:cs typeface=""/>
+        <a:font script="Jpan" typeface="游ゴシック Light"/>
+        <a:font script="Hang" typeface="맑은 고딕"/>
+        <a:font script="Hans" typeface="等线 Light"/>
+        <a:font script="Hant" typeface="新細明體"/>
+        <a:font script="Arab" typeface="Times New Roman"/>
+        <a:font script="Hebr" typeface="Times New Roman"/>
+        <a:font script="Thai" typeface="Angsana New"/>
+        <a:font script="Ethi" typeface="Nyala"/>
+        <a:font script="Beng" typeface="Vrinda"/>
+        <a:font script="Gujr" typeface="Shruti"/>
+        <a:font script="Khmr" typeface="MoolBoran"/>
+        <a:font script="Knda" typeface="Tunga"/>
+        <a:font script="Guru" typeface="Raavi"/>
+        <a:font script="Cans" typeface="Euphemia"/>
+        <a:font script="Cher" typeface="Plantagenet Cherokee"/>
+        <a:font script="Yiii" typeface="Microsoft Yi Baiti"/>
+        <a:font script="Tibt" typeface="Microsoft Himalaya"/>
+        <a:font script="Thaa" typeface="MV Boli"/>
+        <a:font script="Deva" typeface="Mangal"/>
+        <a:font script="Telu" typeface="Gautami"/>
+        <a:font script="Taml" typeface="Latha"/>
+        <a:font script="Syrc" typeface="Estrangelo Edessa"/>
+        <a:font script="Orya" typeface="Kalinga"/>
+        <a:font script="Mlym" typeface="Kartika"/>
+        <a:font script="Laoo" typeface="DokChampa"/>
+        <a:font script="Sinh" typeface="Iskoola Pota"/>
+        <a:font script="Mong" typeface="Mongolian Baiti"/>
+        <a:font script="Viet" typeface="Times New Roman"/>
+        <a:font script="Uigh" typeface="Microsoft Uighur"/>
+        <a:font script="Geor" typeface="Sylfaen"/>
+        <a:font script="Armn" typeface="Arial"/>
+        <a:font script="Bugi" typeface="Leelawadee UI"/>
+        <a:font script="Bopo" typeface="Microsoft JhengHei"/>
+        <a:font script="Java" typeface="Javanese Text"/>
+        <a:font script="Lisu" typeface="Segoe UI"/>
+        <a:font script="Mymr" typeface="Myanmar Text"/>
+        <a:font script="Nkoo" typeface="Ebrima"/>
+        <a:font script="Olck" typeface="Nirmala UI"/>
+        <a:font script="Osma" typeface="Ebrima"/>
+        <a:font script="Phag" typeface="Phagspa"/>
+        <a:font script="Syrn" typeface="Estrangelo Edessa"/>
+        <a:font script="Syrj" typeface="Estrangelo Edessa"/>
+        <a:font script="Syre" typeface="Estrangelo Edessa"/>
+        <a:font script="Sora" typeface="Nirmala UI"/>
+        <a:font script="Tale" typeface="Microsoft Tai Le"/>
+        <a:font script="Talu" typeface="Microsoft New Tai Lue"/>
+        <a:font script="Tfng" typeface="Ebrima"/>
+      </a:majorFont>
+      <a:minorFont>
+        <a:latin typeface="Calibri" panose="020F0502020204030204"/>
+        <a:ea typeface=""/>
+        <a:cs typeface=""/>
+        <a:font script="Jpan" typeface="游明朝"/>
+        <a:font script="Hang" typeface="맑은 고딕"/>
+        <a:font script="Hans" typeface="等线"/>
+        <a:font script="Hant" typeface="新細明體"/>
+        <a:font script="Arab" typeface="Arial"/>
+        <a:font script="Hebr" typeface="Arial"/>
+        <a:font script="Thai" typeface="Cordia New"/>
+        <a:font script="Ethi" typeface="Nyala"/>
+        <a:font script="Beng" typeface="Vrinda"/>
+        <a:font script="Gujr" typeface="Shruti"/>
+        <a:font script="Khmr" typeface="DaunPenh"/>
+        <a:font script="Knda" typeface="Tunga"/>
+        <a:font script="Guru" typeface="Raavi"/>
+        <a:font script="Cans" typeface="Euphemia"/>
+        <a:font script="Cher" typeface="Plantagenet Cherokee"/>
+        <a:font script="Yiii" typeface="Microsoft Yi Baiti"/>
+        <a:font script="Tibt" typeface="Microsoft Himalaya"/>
+        <a:font script="Thaa" typeface="MV Boli"/>
+        <a:font script="Deva" typeface="Mangal"/>
+        <a:font script="Telu" typeface="Gautami"/>
+        <a:font script="Taml" typeface="Latha"/>
+        <a:font script="Syrc" typeface="Estrangelo Edessa"/>
+        <a:font script="Orya" typeface="Kalinga"/>
+        <a:font script="Mlym" typeface="Kartika"/>
+        <a:font script="Laoo" typeface="DokChampa"/>
+        <a:font script="Sinh" typeface="Iskoola Pota"/>
+        <a:font script="Mong" typeface="Mongolian Baiti"/>
+        <a:font script="Viet" typeface="Arial"/>
+        <a:font script="Uigh" typeface="Microsoft Uighur"/>
+        <a:font script="Geor" typeface="Sylfaen"/>
+        <a:font script="Armn" typeface="Arial"/>
+        <a:font script="Bugi" typeface="Leelawadee UI"/>
+        <a:font script="Bopo" typeface="Microsoft JhengHei"/>
+        <a:font script="Java" typeface="Javanese Text"/>
+        <a:font script="Lisu" typeface="Segoe UI"/>
+        <a:font script="Mymr" typeface="Myanmar Text"/>
+        <a:font script="Nkoo" typeface="Ebrima"/>
+        <a:font script="Olck" typeface="Nirmala UI"/>
+        <a:font script="Osma" typeface="Ebrima"/>
+        <a:font script="Phag" typeface="Phagspa"/>
+        <a:font script="Syrn" typeface="Estrangelo Edessa"/>
+        <a:font script="Syrj" typeface="Estrangelo Edessa"/>
+        <a:font script="Syre" typeface="Estrangelo Edessa"/>
+        <a:font script="Sora" typeface="Nirmala UI"/>
+        <a:font script="Tale" typeface="Microsoft Tai Le"/>
+        <a:font script="Talu" typeface="Microsoft New Tai Lue"/>
+        <a:font script="Tfng" typeface="Ebrima"/>
+      </a:minorFont>
+    </a:fontScheme>
+    <a:fmtScheme name="Office">
+      <a:fillStyleLst>
+        <a:solidFill>
+          <a:schemeClr val="phClr"/>
+        </a:solidFill>
+        <a:gradFill rotWithShape="true">
+          <a:gsLst>
+            <a:gs pos="0">
+              <a:schemeClr val="phClr">
+                <a:lumMod val="110000"/>
+                <a:satMod val="105000"/>
+                <a:tint val="67000"/>
+              </a:schemeClr>
+            </a:gs>
+            <a:gs pos="50000">
+              <a:schemeClr val="phClr">
+                <a:lumMod val="105000"/>
+                <a:satMod val="103000"/>
+                <a:tint val="73000"/>
+              </a:schemeClr>
+            </a:gs>
+            <a:gs pos="100000">
+              <a:schemeClr val="phClr">
+                <a:lumMod val="105000"/>
+                <a:satMod val="109000"/>
+                <a:tint val="81000"/>
+              </a:schemeClr>
+            </a:gs>
+          </a:gsLst>
+          <a:lin ang="5400000" scaled="false"/>
+        </a:gradFill>
+        <a:gradFill rotWithShape="true">
+          <a:gsLst>
+            <a:gs pos="0">
+              <a:schemeClr val="phClr">
+                <a:satMod val="103000"/>
+                <a:lumMod val="102000"/>
+                <a:tint val="94000"/>
+              </a:schemeClr>
+            </a:gs>
+            <a:gs pos="50000">
+              <a:schemeClr val="phClr">
+                <a:satMod val="110000"/>
+                <a:lumMod val="100000"/>
+                <a:shade val="100000"/>
+              </a:schemeClr>
+            </a:gs>
+            <a:gs pos="100000">
+              <a:schemeClr val="phClr">
+                <a:lumMod val="99000"/>
+                <a:satMod val="120000"/>
+                <a:shade val="78000"/>
+              </a:schemeClr>
+            </a:gs>
+          </a:gsLst>
+          <a:lin ang="5400000" scaled="false"/>
+        </a:gradFill>
+      </a:fillStyleLst>
+      <a:lnStyleLst>
+        <a:ln w="6350" cap="flat" cmpd="sng" algn="ctr">
+          <a:solidFill>
+            <a:schemeClr val="phClr"/>
+          </a:solidFill>
+          <a:prstDash val="solid"/>
+          <a:miter lim="800000"/>
+        </a:ln>
+        <a:ln w="12700" cap="flat" cmpd="sng" algn="ctr">
+          <a:solidFill>
+            <a:schemeClr val="phClr"/>
+          </a:solidFill>
+          <a:prstDash val="solid"/>
+          <a:miter lim="800000"/>
+        </a:ln>
+        <a:ln w="19050" cap="flat" cmpd="sng" algn="ctr">
+          <a:solidFill>
+            <a:schemeClr val="phClr"/>
+          </a:solidFill>
+          <a:prstDash val="solid"/>
+          <a:miter lim="800000"/>
+        </a:ln>
+      </a:lnStyleLst>
+      <a:effectStyleLst>
+        <a:effectStyle>
+          <a:effectLst/>
+        </a:effectStyle>
+        <a:effectStyle>
+          <a:effectLst/>
+        </a:effectStyle>
+        <a:effectStyle>
+          <a:effectLst>
+            <a:outerShdw blurRad="57150" dist="19050" dir="5400000" algn="ctr" rotWithShape="false">
+              <a:srgbClr val="000000">
+                <a:alpha val="63000"/>
+              </a:srgbClr>
+            </a:outerShdw>
+          </a:effectLst>
+        </a:effectStyle>
+      </a:effectStyleLst>
+      <a:bgFillStyleLst>
+        <a:solidFill>
+          <a:schemeClr val="phClr"/>
+        </a:solidFill>
+        <a:solidFill>
+          <a:schemeClr val="phClr">
+            <a:tint val="95000"/>
+            <a:satMod val="170000"/>
+          </a:schemeClr>
+        </a:solidFill>
+        <a:gradFill rotWithShape="true">
+          <a:gsLst>
+            <a:gs pos="0">
+              <a:schemeClr val="phClr">
+                <a:tint val="93000"/>
+                <a:satMod val="150000"/>
+                <a:shade val="98000"/>
+                <a:lumMod val="102000"/>
+              </a:schemeClr>
+            </a:gs>
+            <a:gs pos="50000">
+              <a:schemeClr val="phClr">
+                <a:tint val="98000"/>
+                <a:satMod val="130000"/>
+                <a:shade val="90000"/>
+                <a:lumMod val="103000"/>
+              </a:schemeClr>
+            </a:gs>
+            <a:gs pos="100000">
+              <a:schemeClr val="phClr">
+                <a:shade val="63000"/>
+                <a:satMod val="120000"/>
+              </a:schemeClr>
+            </a:gs>
+          </a:gsLst>
+          <a:lin ang="5400000" scaled="false"/>
+        </a:gradFill>
+      </a:bgFillStyleLst>
+    </a:fmtScheme>
+  </a:themeElements>
+  <a:objectDefaults/>
+  <a:extraClrSchemeLst/>
+</a:theme>
 </file>